--- a/plantillas/oficio_protocolo.docx
+++ b/plantillas/oficio_protocolo.docx
@@ -42,33 +42,7 @@
           <w:szCs w:val="20"/>
           <w:lang w:val="es-ES_tradnl"/>
         </w:rPr>
-        <w:t>${</w:t>
-      </w:r>
-      <w:proofErr w:type="spellStart"/>
-      <w:r>
-        <w:rPr>
-          <w:rFonts w:ascii="Calibri" w:hAnsi="Calibri" w:cs="Arial"/>
-          <w:i/>
-          <w:iCs/>
-          <w:color w:val="333333"/>
-          <w:sz w:val="20"/>
-          <w:szCs w:val="20"/>
-          <w:lang w:val="es-ES_tradnl"/>
-        </w:rPr>
-        <w:t>nombre_oficial_ano</w:t>
-      </w:r>
-      <w:proofErr w:type="spellEnd"/>
-      <w:r>
-        <w:rPr>
-          <w:rFonts w:ascii="Calibri" w:hAnsi="Calibri" w:cs="Arial"/>
-          <w:i/>
-          <w:iCs/>
-          <w:color w:val="333333"/>
-          <w:sz w:val="20"/>
-          <w:szCs w:val="20"/>
-          <w:lang w:val="es-ES_tradnl"/>
-        </w:rPr>
-        <w:t>}</w:t>
+        <w:t>${nombre_oficial_ano}</w:t>
       </w:r>
     </w:p>
     <w:p>
@@ -123,23 +97,7 @@
           <w:rFonts w:cs="Arial"/>
           <w:color w:val="000000" w:themeColor="text1"/>
         </w:rPr>
-        <w:t>${</w:t>
-      </w:r>
-      <w:proofErr w:type="spellStart"/>
-      <w:r>
-        <w:rPr>
-          <w:rFonts w:cs="Arial"/>
-          <w:color w:val="000000" w:themeColor="text1"/>
-        </w:rPr>
-        <w:t>oficio_fecha</w:t>
-      </w:r>
-      <w:proofErr w:type="spellEnd"/>
-      <w:r>
-        <w:rPr>
-          <w:rFonts w:cs="Arial"/>
-          <w:color w:val="000000" w:themeColor="text1"/>
-        </w:rPr>
-        <w:t>}</w:t>
+        <w:t>${oficio_fecha}</w:t>
       </w:r>
       <w:r>
         <w:rPr>
@@ -172,6 +130,7 @@
           <w:sz w:val="30"/>
           <w:szCs w:val="30"/>
           <w:u w:val="single"/>
+          <w:lang w:val="pt-PT"/>
         </w:rPr>
       </w:pPr>
       <w:r>
@@ -181,10 +140,10 @@
           <w:sz w:val="30"/>
           <w:szCs w:val="30"/>
           <w:u w:val="single"/>
-        </w:rPr>
-        <w:t xml:space="preserve">OFICIO </w:t>
-      </w:r>
-      <w:proofErr w:type="gramStart"/>
+          <w:lang w:val="pt-PT"/>
+        </w:rPr>
+        <w:t xml:space="preserve">OFICIO Nº  </w:t>
+      </w:r>
       <w:r>
         <w:rPr>
           <w:rFonts w:ascii="Impact" w:hAnsi="Impact" w:cs="Arial"/>
@@ -192,8 +151,9 @@
           <w:sz w:val="30"/>
           <w:szCs w:val="30"/>
           <w:u w:val="single"/>
-        </w:rPr>
-        <w:t xml:space="preserve">Nº  </w:t>
+          <w:lang w:val="pt-PT"/>
+        </w:rPr>
+        <w:t>${oficio_numero}</w:t>
       </w:r>
       <w:r>
         <w:rPr>
@@ -202,10 +162,10 @@
           <w:sz w:val="30"/>
           <w:szCs w:val="30"/>
           <w:u w:val="single"/>
-        </w:rPr>
-        <w:t>$</w:t>
-      </w:r>
-      <w:proofErr w:type="gramEnd"/>
+          <w:lang w:val="pt-PT"/>
+        </w:rPr>
+        <w:t>-</w:t>
+      </w:r>
       <w:r>
         <w:rPr>
           <w:rFonts w:ascii="Impact" w:hAnsi="Impact" w:cs="Arial"/>
@@ -213,82 +173,9 @@
           <w:sz w:val="30"/>
           <w:szCs w:val="30"/>
           <w:u w:val="single"/>
-        </w:rPr>
-        <w:t>{</w:t>
-      </w:r>
-      <w:proofErr w:type="spellStart"/>
-      <w:r>
-        <w:rPr>
-          <w:rFonts w:ascii="Impact" w:hAnsi="Impact" w:cs="Arial"/>
-          <w:color w:val="000000" w:themeColor="text1"/>
-          <w:sz w:val="30"/>
-          <w:szCs w:val="30"/>
-          <w:u w:val="single"/>
-        </w:rPr>
-        <w:t>oficio_numero</w:t>
-      </w:r>
-      <w:proofErr w:type="spellEnd"/>
-      <w:r>
-        <w:rPr>
-          <w:rFonts w:ascii="Impact" w:hAnsi="Impact" w:cs="Arial"/>
-          <w:color w:val="000000" w:themeColor="text1"/>
-          <w:sz w:val="30"/>
-          <w:szCs w:val="30"/>
-          <w:u w:val="single"/>
-        </w:rPr>
-        <w:t>}</w:t>
-      </w:r>
-      <w:r>
-        <w:rPr>
-          <w:rFonts w:ascii="Impact" w:hAnsi="Impact" w:cs="Arial"/>
-          <w:color w:val="000000" w:themeColor="text1"/>
-          <w:sz w:val="30"/>
-          <w:szCs w:val="30"/>
-          <w:u w:val="single"/>
-        </w:rPr>
-        <w:t>-</w:t>
-      </w:r>
-      <w:r>
-        <w:rPr>
-          <w:rFonts w:ascii="Impact" w:hAnsi="Impact" w:cs="Arial"/>
-          <w:color w:val="000000" w:themeColor="text1"/>
-          <w:sz w:val="30"/>
-          <w:szCs w:val="30"/>
-          <w:u w:val="single"/>
-        </w:rPr>
-        <w:t>${</w:t>
-      </w:r>
-      <w:proofErr w:type="spellStart"/>
-      <w:r>
-        <w:rPr>
-          <w:rFonts w:ascii="Impact" w:hAnsi="Impact" w:cs="Arial"/>
-          <w:color w:val="000000" w:themeColor="text1"/>
-          <w:sz w:val="30"/>
-          <w:szCs w:val="30"/>
-          <w:u w:val="single"/>
-        </w:rPr>
-        <w:t>oficio_anio</w:t>
-      </w:r>
-      <w:proofErr w:type="spellEnd"/>
-      <w:r>
-        <w:rPr>
-          <w:rFonts w:ascii="Impact" w:hAnsi="Impact" w:cs="Arial"/>
-          <w:color w:val="000000" w:themeColor="text1"/>
-          <w:sz w:val="30"/>
-          <w:szCs w:val="30"/>
-          <w:u w:val="single"/>
-        </w:rPr>
-        <w:t>}</w:t>
-      </w:r>
-      <w:r>
-        <w:rPr>
-          <w:rFonts w:ascii="Impact" w:hAnsi="Impact" w:cs="Arial"/>
-          <w:color w:val="000000" w:themeColor="text1"/>
-          <w:sz w:val="30"/>
-          <w:szCs w:val="30"/>
-          <w:u w:val="single"/>
-        </w:rPr>
-        <w:t>-</w:t>
+          <w:lang w:val="pt-PT"/>
+        </w:rPr>
+        <w:t>${oficio_anio}-</w:t>
       </w:r>
       <w:r>
         <w:rPr>
@@ -296,7 +183,7 @@
           <w:sz w:val="30"/>
           <w:szCs w:val="30"/>
           <w:u w:val="single"/>
-          <w:lang w:val="es-PE" w:eastAsia="en-US"/>
+          <w:lang w:val="pt-PT" w:eastAsia="en-US"/>
         </w:rPr>
         <w:t xml:space="preserve"> COMOPPOL-DIRNOS-PNP/DIRTTSV-DIVPIAT-UIAT-NORTE</w:t>
       </w:r>
@@ -307,6 +194,7 @@
         <w:rPr>
           <w:rFonts w:ascii="Arial" w:hAnsi="Arial"/>
           <w:color w:val="70AD47" w:themeColor="accent6"/>
+          <w:lang w:val="pt-PT"/>
         </w:rPr>
       </w:pPr>
     </w:p>
@@ -351,25 +239,7 @@
           <w:bCs/>
           <w:color w:val="000000" w:themeColor="text1"/>
         </w:rPr>
-        <w:t>${</w:t>
-      </w:r>
-      <w:proofErr w:type="spellStart"/>
-      <w:r>
-        <w:rPr>
-          <w:b/>
-          <w:bCs/>
-          <w:color w:val="000000" w:themeColor="text1"/>
-        </w:rPr>
-        <w:t>oficio_grado_cargo</w:t>
-      </w:r>
-      <w:proofErr w:type="spellEnd"/>
-      <w:r>
-        <w:rPr>
-          <w:b/>
-          <w:bCs/>
-          <w:color w:val="000000" w:themeColor="text1"/>
-        </w:rPr>
-        <w:t>}</w:t>
+        <w:t>${oficio_grado_cargo}</w:t>
       </w:r>
     </w:p>
     <w:p>
@@ -406,25 +276,7 @@
           <w:bCs/>
           <w:color w:val="000000" w:themeColor="text1"/>
         </w:rPr>
-        <w:t>${</w:t>
-      </w:r>
-      <w:proofErr w:type="spellStart"/>
-      <w:r>
-        <w:rPr>
-          <w:b/>
-          <w:bCs/>
-          <w:color w:val="000000" w:themeColor="text1"/>
-        </w:rPr>
-        <w:t>oficio_persona_destino</w:t>
-      </w:r>
-      <w:proofErr w:type="spellEnd"/>
-      <w:r>
-        <w:rPr>
-          <w:b/>
-          <w:bCs/>
-          <w:color w:val="000000" w:themeColor="text1"/>
-        </w:rPr>
-        <w:t>}</w:t>
+        <w:t>${oficio_persona_destino}</w:t>
       </w:r>
     </w:p>
     <w:p>
@@ -456,25 +308,7 @@
           <w:bCs/>
           <w:color w:val="000000" w:themeColor="text1"/>
         </w:rPr>
-        <w:t>${</w:t>
-      </w:r>
-      <w:proofErr w:type="spellStart"/>
-      <w:r>
-        <w:rPr>
-          <w:b/>
-          <w:bCs/>
-          <w:color w:val="000000" w:themeColor="text1"/>
-        </w:rPr>
-        <w:t>entidad_nombre</w:t>
-      </w:r>
-      <w:proofErr w:type="spellEnd"/>
-      <w:r>
-        <w:rPr>
-          <w:b/>
-          <w:bCs/>
-          <w:color w:val="000000" w:themeColor="text1"/>
-        </w:rPr>
-        <w:t>}</w:t>
+        <w:t>${entidad_nombre}</w:t>
       </w:r>
     </w:p>
     <w:p>
@@ -562,35 +396,7 @@
         <w:rPr>
           <w:color w:val="000000" w:themeColor="text1"/>
         </w:rPr>
-        <w:t>${</w:t>
-      </w:r>
-      <w:proofErr w:type="spellStart"/>
-      <w:r>
-        <w:rPr>
-          <w:color w:val="000000" w:themeColor="text1"/>
-        </w:rPr>
-        <w:t>fallecido_nombres</w:t>
-      </w:r>
-      <w:proofErr w:type="spellEnd"/>
-      <w:r>
-        <w:rPr>
-          <w:color w:val="000000" w:themeColor="text1"/>
-        </w:rPr>
-        <w:t>} ${</w:t>
-      </w:r>
-      <w:proofErr w:type="spellStart"/>
-      <w:r>
-        <w:rPr>
-          <w:color w:val="000000" w:themeColor="text1"/>
-        </w:rPr>
-        <w:t>fallecido_apellidos</w:t>
-      </w:r>
-      <w:proofErr w:type="spellEnd"/>
-      <w:r>
-        <w:rPr>
-          <w:color w:val="000000" w:themeColor="text1"/>
-        </w:rPr>
-        <w:t xml:space="preserve">} </w:t>
+        <w:t xml:space="preserve">${fallecido_nombres} ${fallecido_apellidos} </w:t>
       </w:r>
       <w:r>
         <w:rPr>
@@ -606,25 +412,7 @@
           <w:bCs/>
           <w:color w:val="000000" w:themeColor="text1"/>
         </w:rPr>
-        <w:t>${</w:t>
-      </w:r>
-      <w:proofErr w:type="spellStart"/>
-      <w:r>
-        <w:rPr>
-          <w:b/>
-          <w:bCs/>
-          <w:color w:val="000000" w:themeColor="text1"/>
-        </w:rPr>
-        <w:t>fallecido_edad</w:t>
-      </w:r>
-      <w:proofErr w:type="spellEnd"/>
-      <w:r>
-        <w:rPr>
-          <w:b/>
-          <w:bCs/>
-          <w:color w:val="000000" w:themeColor="text1"/>
-        </w:rPr>
-        <w:t>}</w:t>
+        <w:t>${fallecido_edad}</w:t>
       </w:r>
       <w:r>
         <w:rPr>
@@ -714,20 +502,7 @@
           <w:color w:val="000000" w:themeColor="text1"/>
         </w:rPr>
         <w:tab/>
-      </w:r>
-      <w:proofErr w:type="gramStart"/>
-      <w:r>
-        <w:rPr>
-          <w:color w:val="000000" w:themeColor="text1"/>
-        </w:rPr>
-        <w:t>a)  Disposición</w:t>
-      </w:r>
-      <w:proofErr w:type="gramEnd"/>
-      <w:r>
-        <w:rPr>
-          <w:color w:val="000000" w:themeColor="text1"/>
-        </w:rPr>
-        <w:t xml:space="preserve"> Fiscal</w:t>
+        <w:t>a)  Disposición Fiscal</w:t>
       </w:r>
       <w:r>
         <w:t>.</w:t>
@@ -770,21 +545,7 @@
         <w:rPr>
           <w:color w:val="000000" w:themeColor="text1"/>
         </w:rPr>
-        <w:t>${</w:t>
-      </w:r>
-      <w:proofErr w:type="spellStart"/>
-      <w:r>
-        <w:rPr>
-          <w:color w:val="000000" w:themeColor="text1"/>
-        </w:rPr>
-        <w:t>numero_pericial</w:t>
-      </w:r>
-      <w:proofErr w:type="spellEnd"/>
-      <w:r>
-        <w:rPr>
-          <w:color w:val="000000" w:themeColor="text1"/>
-        </w:rPr>
-        <w:t>}</w:t>
+        <w:t>${numero_pericial}</w:t>
       </w:r>
     </w:p>
     <w:p>
@@ -976,61 +737,7 @@
           <w:sz w:val="24"/>
           <w:szCs w:val="24"/>
         </w:rPr>
-        <w:t>${</w:t>
-      </w:r>
-      <w:proofErr w:type="spellStart"/>
-      <w:r>
-        <w:rPr>
-          <w:rFonts w:ascii="Arial" w:hAnsi="Arial" w:cs="Arial"/>
-          <w:sz w:val="24"/>
-          <w:szCs w:val="24"/>
-        </w:rPr>
-        <w:t>fallecido_nombres</w:t>
-      </w:r>
-      <w:proofErr w:type="spellEnd"/>
-      <w:r>
-        <w:rPr>
-          <w:rFonts w:ascii="Arial" w:hAnsi="Arial" w:cs="Arial"/>
-          <w:sz w:val="24"/>
-          <w:szCs w:val="24"/>
-        </w:rPr>
-        <w:t>} ${</w:t>
-      </w:r>
-      <w:proofErr w:type="spellStart"/>
-      <w:r>
-        <w:rPr>
-          <w:rFonts w:ascii="Arial" w:hAnsi="Arial" w:cs="Arial"/>
-          <w:sz w:val="24"/>
-          <w:szCs w:val="24"/>
-        </w:rPr>
-        <w:t>fallecido_apellidos</w:t>
-      </w:r>
-      <w:proofErr w:type="spellEnd"/>
-      <w:r>
-        <w:rPr>
-          <w:rFonts w:ascii="Arial" w:hAnsi="Arial" w:cs="Arial"/>
-          <w:sz w:val="24"/>
-          <w:szCs w:val="24"/>
-        </w:rPr>
-        <w:t>} (${</w:t>
-      </w:r>
-      <w:proofErr w:type="spellStart"/>
-      <w:r>
-        <w:rPr>
-          <w:rFonts w:ascii="Arial" w:hAnsi="Arial" w:cs="Arial"/>
-          <w:sz w:val="24"/>
-          <w:szCs w:val="24"/>
-        </w:rPr>
-        <w:t>fallecido_edad</w:t>
-      </w:r>
-      <w:proofErr w:type="spellEnd"/>
-      <w:r>
-        <w:rPr>
-          <w:rFonts w:ascii="Arial" w:hAnsi="Arial" w:cs="Arial"/>
-          <w:sz w:val="24"/>
-          <w:szCs w:val="24"/>
-        </w:rPr>
-        <w:t>})</w:t>
+        <w:t>${fallecido_nombres} ${fallecido_apellidos} (${fallecido_edad})</w:t>
       </w:r>
       <w:r>
         <w:rPr>
@@ -1204,46 +911,14 @@
           <w:rFonts w:ascii="Arial" w:hAnsi="Arial"/>
           <w:sz w:val="24"/>
         </w:rPr>
-        <w:t>${</w:t>
-      </w:r>
-      <w:proofErr w:type="spellStart"/>
+        <w:t>${fiscalia_nombre}</w:t>
+      </w:r>
       <w:r>
         <w:rPr>
           <w:rFonts w:ascii="Arial" w:hAnsi="Arial"/>
           <w:sz w:val="24"/>
         </w:rPr>
-        <w:t>fiscalia_</w:t>
-      </w:r>
-      <w:proofErr w:type="gramStart"/>
-      <w:r>
-        <w:rPr>
-          <w:rFonts w:ascii="Arial" w:hAnsi="Arial"/>
-          <w:sz w:val="24"/>
-        </w:rPr>
-        <w:t>nombre</w:t>
-      </w:r>
-      <w:proofErr w:type="spellEnd"/>
-      <w:r>
-        <w:rPr>
-          <w:rFonts w:ascii="Arial" w:hAnsi="Arial"/>
-          <w:sz w:val="24"/>
-        </w:rPr>
-        <w:t>}</w:t>
-      </w:r>
-      <w:r>
-        <w:rPr>
-          <w:rFonts w:ascii="Arial" w:hAnsi="Arial"/>
-          <w:sz w:val="24"/>
-        </w:rPr>
-        <w:t>el</w:t>
-      </w:r>
-      <w:proofErr w:type="gramEnd"/>
-      <w:r>
-        <w:rPr>
-          <w:rFonts w:ascii="Arial" w:hAnsi="Arial"/>
-          <w:sz w:val="24"/>
-        </w:rPr>
-        <w:t xml:space="preserve"> </w:t>
+        <w:t xml:space="preserve">el </w:t>
       </w:r>
       <w:r>
         <w:rPr>
@@ -1882,12 +1557,12 @@
           </mc:Choice>
           <mc:Fallback>
             <w:pict>
-              <v:group w14:anchorId="3DB86D92" id="Grupo 23" o:spid="_x0000_s1026" style="position:absolute;left:0;text-align:left;margin-left:225.25pt;margin-top:3.2pt;width:93.2pt;height:103.6pt;z-index:251654144" coordorigin=",-70" coordsize="11836,13157" o:gfxdata="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">
+              <v:group w14:anchorId="3DB86D92" id="Grupo 23" o:spid="_x0000_s1026" style="position:absolute;left:0;text-align:left;margin-left:225.25pt;margin-top:3.2pt;width:93.2pt;height:103.6pt;z-index:251654144" coordorigin=",-70" coordsize="11836,13157" o:gfxdata="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">
                 <v:shapetype id="_x0000_t202" coordsize="21600,21600" o:spt="202" path="m,l,21600r21600,l21600,xe">
                   <v:stroke joinstyle="miter"/>
                   <v:path gradientshapeok="t" o:connecttype="rect"/>
                 </v:shapetype>
-                <v:shape id="Cuadro de texto 24" o:spid="_x0000_s1027" type="#_x0000_t202" style="position:absolute;top:-70;width:11836;height:13156;visibility:visible;mso-wrap-style:square;v-text-anchor:middle" o:gfxdata="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" filled="f" stroked="f">
+                <v:shape id="Cuadro de texto 24" o:spid="_x0000_s1027" type="#_x0000_t202" style="position:absolute;top:-70;width:11836;height:13156;visibility:visible;mso-wrap-style:square;v-text-anchor:middle" o:gfxdata="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" filled="f" stroked="f">
                   <v:textbox>
                     <w:txbxContent>
                       <w:p>
@@ -1930,8 +1605,8 @@
                     </w:txbxContent>
                   </v:textbox>
                 </v:shape>
-                <v:group id="Grupo 25" o:spid="_x0000_s1028" style="position:absolute;left:523;top:199;width:10631;height:10736" coordorigin=",103" coordsize="10631,10735" o:gfxdata="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">
-                  <v:shape id="Cuadro de texto 26" o:spid="_x0000_s1029" type="#_x0000_t202" style="position:absolute;top:3143;width:10511;height:7696;visibility:visible;mso-wrap-style:square;v-text-anchor:middle" o:gfxdata="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" filled="f" stroked="f">
+                <v:group id="Grupo 25" o:spid="_x0000_s1028" style="position:absolute;left:523;top:199;width:10631;height:10736" coordorigin=",103" coordsize="10631,10735" o:gfxdata="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">
+                  <v:shape id="Cuadro de texto 26" o:spid="_x0000_s1029" type="#_x0000_t202" style="position:absolute;top:3143;width:10511;height:7696;visibility:visible;mso-wrap-style:square;v-text-anchor:middle" o:gfxdata="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" filled="f" stroked="f">
                     <v:textbox>
                       <w:txbxContent>
                         <w:p>
@@ -1969,19 +1644,19 @@
                       </w:txbxContent>
                     </v:textbox>
                   </v:shape>
-                  <v:group id="Grupo 27" o:spid="_x0000_s1030" style="position:absolute;left:51;top:103;width:10580;height:10624" coordorigin="51,103" coordsize="10585,10623" o:gfxdata="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">
-                    <v:group id="Grupo 28" o:spid="_x0000_s1031" style="position:absolute;left:51;top:103;width:10586;height:10624" coordorigin="51,103" coordsize="10585,10626" o:gfxdata="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">
-                      <v:oval id="Elipse 29" o:spid="_x0000_s1032" style="position:absolute;left:51;top:103;width:10586;height:10627;visibility:visible;mso-wrap-style:square;v-text-anchor:middle" o:gfxdata="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" filled="f" strokecolor="black [3213]" strokeweight="1pt">
+                  <v:group id="Grupo 27" o:spid="_x0000_s1030" style="position:absolute;left:51;top:103;width:10580;height:10624" coordorigin="51,103" coordsize="10585,10623" o:gfxdata="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">
+                    <v:group id="Grupo 28" o:spid="_x0000_s1031" style="position:absolute;left:51;top:103;width:10586;height:10624" coordorigin="51,103" coordsize="10585,10626" o:gfxdata="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">
+                      <v:oval id="Elipse 29" o:spid="_x0000_s1032" style="position:absolute;left:51;top:103;width:10586;height:10627;visibility:visible;mso-wrap-style:square;v-text-anchor:middle" o:gfxdata="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" filled="f" strokecolor="black [3213]" strokeweight="1pt">
                         <v:stroke joinstyle="miter"/>
                       </v:oval>
-                      <v:oval id="Elipse 30" o:spid="_x0000_s1033" style="position:absolute;left:1841;top:1973;width:6938;height:6874;visibility:visible;mso-wrap-style:square;v-text-anchor:middle" o:gfxdata="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" filled="f" strokecolor="black [3213]" strokeweight="1.5pt">
+                      <v:oval id="Elipse 30" o:spid="_x0000_s1033" style="position:absolute;left:1841;top:1973;width:6938;height:6874;visibility:visible;mso-wrap-style:square;v-text-anchor:middle" o:gfxdata="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" filled="f" strokecolor="black [3213]" strokeweight="1.5pt">
                         <v:stroke linestyle="thickThin" joinstyle="miter"/>
                       </v:oval>
-                      <v:oval id="Elipse 31" o:spid="_x0000_s1034" style="position:absolute;left:296;top:296;width:10032;height:10097;visibility:visible;mso-wrap-style:square;v-text-anchor:middle" o:gfxdata="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" filled="f" strokecolor="black [3213]" strokeweight=".5pt">
+                      <v:oval id="Elipse 31" o:spid="_x0000_s1034" style="position:absolute;left:296;top:296;width:10032;height:10097;visibility:visible;mso-wrap-style:square;v-text-anchor:middle" o:gfxdata="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" filled="f" strokecolor="black [3213]" strokeweight=".5pt">
                         <v:stroke joinstyle="miter"/>
                       </v:oval>
                     </v:group>
-                    <v:group id="Grupo 32" o:spid="_x0000_s1035" style="position:absolute;left:2078;top:1900;width:6563;height:5609" coordsize="6805,5609" o:gfxdata="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">
+                    <v:group id="Grupo 32" o:spid="_x0000_s1035" style="position:absolute;left:2078;top:1900;width:6563;height:5609" coordsize="6805,5609" o:gfxdata="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">
                       <v:shapetype id="_x0000_t75" coordsize="21600,21600" o:spt="75" o:preferrelative="t" path="m@4@5l@4@11@9@11@9@5xe" filled="f" stroked="f">
                         <v:stroke joinstyle="miter"/>
                         <v:formulas>
@@ -2001,10 +1676,10 @@
                         <v:path o:extrusionok="f" gradientshapeok="t" o:connecttype="rect"/>
                         <o:lock v:ext="edit" aspectratio="t"/>
                       </v:shapetype>
-                      <v:shape id="Imagen 33" o:spid="_x0000_s1036" type="#_x0000_t75" style="position:absolute;left:1597;top:1767;width:3607;height:3842;visibility:visible;mso-wrap-style:square" o:gfxdata="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">
+                      <v:shape id="Imagen 33" o:spid="_x0000_s1036" type="#_x0000_t75" style="position:absolute;left:1597;top:1767;width:3607;height:3842;visibility:visible;mso-wrap-style:square" o:gfxdata="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">
                         <v:imagedata r:id="rId10" o:title="" grayscale="t"/>
                       </v:shape>
-                      <v:shape id="Cuadro de texto 34" o:spid="_x0000_s1037" type="#_x0000_t202" style="position:absolute;width:6805;height:4314;visibility:visible;mso-wrap-style:square;v-text-anchor:top" o:gfxdata="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" filled="f" stroked="f">
+                      <v:shape id="Cuadro de texto 34" o:spid="_x0000_s1037" type="#_x0000_t202" style="position:absolute;width:6805;height:4314;visibility:visible;mso-wrap-style:square;v-text-anchor:top" o:gfxdata="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" filled="f" stroked="f">
                         <o:lock v:ext="edit" shapetype="t"/>
                         <v:textbox>
                           <w:txbxContent>
@@ -2064,7 +1739,7 @@
           <w:color w:val="000000" w:themeColor="text1"/>
           <w:szCs w:val="24"/>
         </w:rPr>
-        <w:t>PIDG</w:t>
+        <w:t>JASV</w:t>
       </w:r>
       <w:r>
         <w:rPr>
@@ -2198,7 +1873,6 @@
                                 <w:szCs w:val="18"/>
                               </w:rPr>
                             </w:pPr>
-                            <w:proofErr w:type="spellStart"/>
                             <w:r>
                               <w:rPr>
                                 <w:rFonts w:ascii="Arial Narrow" w:eastAsia="Arial Unicode MS" w:hAnsi="Arial Narrow"/>
@@ -2208,19 +1882,7 @@
                                 <w:sz w:val="18"/>
                                 <w:szCs w:val="18"/>
                               </w:rPr>
-                              <w:t>Jose</w:t>
-                            </w:r>
-                            <w:proofErr w:type="spellEnd"/>
-                            <w:r>
-                              <w:rPr>
-                                <w:rFonts w:ascii="Arial Narrow" w:eastAsia="Arial Unicode MS" w:hAnsi="Arial Narrow"/>
-                                <w:b/>
-                                <w:bCs/>
-                                <w:color w:val="000000"/>
-                                <w:sz w:val="18"/>
-                                <w:szCs w:val="18"/>
-                              </w:rPr>
-                              <w:t xml:space="preserve"> Antonio SUASNABAR VIDARTE</w:t>
+                              <w:t>Jose Antonio SUASNABAR VIDARTE</w:t>
                             </w:r>
                           </w:p>
                           <w:p>
@@ -2312,7 +1974,7 @@
           </mc:Choice>
           <mc:Fallback>
             <w:pict>
-              <v:shape w14:anchorId="4004A875" id="Cuadro de texto 1" o:spid="_x0000_s1038" type="#_x0000_t202" style="position:absolute;left:0;text-align:left;margin-left:285.05pt;margin-top:12.3pt;width:178.45pt;height:68.5pt;z-index:251659264;visibility:visible;mso-wrap-style:square;mso-wrap-distance-left:9pt;mso-wrap-distance-top:0;mso-wrap-distance-right:9pt;mso-wrap-distance-bottom:0;mso-position-horizontal:absolute;mso-position-horizontal-relative:text;mso-position-vertical:absolute;mso-position-vertical-relative:text;v-text-anchor:top" o:gfxdata="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" filled="f" stroked="f">
+              <v:shape w14:anchorId="4004A875" id="Cuadro de texto 1" o:spid="_x0000_s1038" type="#_x0000_t202" style="position:absolute;left:0;text-align:left;margin-left:285.05pt;margin-top:12.3pt;width:178.45pt;height:68.5pt;z-index:251659264;visibility:visible;mso-wrap-style:square;mso-wrap-distance-left:9pt;mso-wrap-distance-top:0;mso-wrap-distance-right:9pt;mso-wrap-distance-bottom:0;mso-position-horizontal:absolute;mso-position-horizontal-relative:text;mso-position-vertical:absolute;mso-position-vertical-relative:text;v-text-anchor:top" o:gfxdata="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" filled="f" stroked="f">
                 <v:textbox>
                   <w:txbxContent>
                     <w:p>
@@ -2376,7 +2038,6 @@
                           <w:szCs w:val="18"/>
                         </w:rPr>
                       </w:pPr>
-                      <w:proofErr w:type="spellStart"/>
                       <w:r>
                         <w:rPr>
                           <w:rFonts w:ascii="Arial Narrow" w:eastAsia="Arial Unicode MS" w:hAnsi="Arial Narrow"/>
@@ -2386,19 +2047,7 @@
                           <w:sz w:val="18"/>
                           <w:szCs w:val="18"/>
                         </w:rPr>
-                        <w:t>Jose</w:t>
-                      </w:r>
-                      <w:proofErr w:type="spellEnd"/>
-                      <w:r>
-                        <w:rPr>
-                          <w:rFonts w:ascii="Arial Narrow" w:eastAsia="Arial Unicode MS" w:hAnsi="Arial Narrow"/>
-                          <w:b/>
-                          <w:bCs/>
-                          <w:color w:val="000000"/>
-                          <w:sz w:val="18"/>
-                          <w:szCs w:val="18"/>
-                        </w:rPr>
-                        <w:t xml:space="preserve"> Antonio SUASNABAR VIDARTE</w:t>
+                        <w:t>Jose Antonio SUASNABAR VIDARTE</w:t>
                       </w:r>
                     </w:p>
                     <w:p>
@@ -2585,23 +2234,7 @@
         <w:rFonts w:ascii="Calibri" w:hAnsi="Calibri"/>
         <w:sz w:val="22"/>
       </w:rPr>
-      <w:t>Carretera Panamericana Norte Km. 42 (</w:t>
-    </w:r>
-    <w:proofErr w:type="spellStart"/>
-    <w:r>
-      <w:rPr>
-        <w:rFonts w:ascii="Calibri" w:hAnsi="Calibri"/>
-        <w:sz w:val="22"/>
-      </w:rPr>
-      <w:t>alt</w:t>
-    </w:r>
-    <w:proofErr w:type="spellEnd"/>
-    <w:r>
-      <w:rPr>
-        <w:rFonts w:ascii="Calibri" w:hAnsi="Calibri"/>
-        <w:sz w:val="22"/>
-      </w:rPr>
-      <w:t>. Garita de Control SUNAT) Santa Rosa</w:t>
+      <w:t>Carretera Panamericana Norte Km. 42 (alt. Garita de Control SUNAT) Santa Rosa</w:t>
     </w:r>
   </w:p>
   <w:p>
@@ -2663,12 +2296,14 @@
       <w:rPr>
         <w:rFonts w:ascii="Calibri" w:hAnsi="Calibri"/>
         <w:sz w:val="22"/>
+        <w:lang w:val="en-US"/>
       </w:rPr>
     </w:pPr>
     <w:r>
       <w:rPr>
         <w:rFonts w:ascii="Calibri" w:hAnsi="Calibri"/>
         <w:sz w:val="22"/>
+        <w:lang w:val="en-US"/>
       </w:rPr>
       <w:t>Email</w:t>
     </w:r>
@@ -2676,22 +2311,31 @@
       <w:rPr>
         <w:rFonts w:ascii="Calibri" w:hAnsi="Calibri"/>
         <w:sz w:val="22"/>
+        <w:lang w:val="en-US"/>
       </w:rPr>
       <w:t xml:space="preserve">: </w:t>
     </w:r>
-    <w:proofErr w:type="spellStart"/>
     <w:r>
       <w:rPr>
         <w:rFonts w:ascii="Calibri" w:hAnsi="Calibri"/>
         <w:sz w:val="22"/>
+        <w:lang w:val="en-US"/>
       </w:rPr>
-      <w:t>merinosancho@uiatnorte.site</w:t>
+      <w:t>31486778@policia.</w:t>
     </w:r>
-    <w:proofErr w:type="spellEnd"/>
     <w:r>
       <w:rPr>
         <w:rFonts w:ascii="Calibri" w:hAnsi="Calibri"/>
         <w:sz w:val="22"/>
+        <w:lang w:val="en-US"/>
+      </w:rPr>
+      <w:t>gob.pe</w:t>
+    </w:r>
+    <w:r>
+      <w:rPr>
+        <w:rFonts w:ascii="Calibri" w:hAnsi="Calibri"/>
+        <w:sz w:val="22"/>
+        <w:lang w:val="en-US"/>
       </w:rPr>
       <w:t>/</w:t>
     </w:r>
@@ -2699,6 +2343,7 @@
       <w:rPr>
         <w:rFonts w:ascii="Calibri" w:hAnsi="Calibri"/>
         <w:sz w:val="22"/>
+        <w:lang w:val="en-US"/>
       </w:rPr>
       <w:t>divpiat</w:t>
     </w:r>
@@ -2706,6 +2351,7 @@
       <w:rPr>
         <w:rFonts w:ascii="Calibri" w:hAnsi="Calibri"/>
         <w:sz w:val="22"/>
+        <w:lang w:val="en-US"/>
       </w:rPr>
       <w:t>.norte@</w:t>
     </w:r>
@@ -2713,6 +2359,7 @@
       <w:rPr>
         <w:rFonts w:ascii="Calibri" w:hAnsi="Calibri"/>
         <w:sz w:val="22"/>
+        <w:lang w:val="en-US"/>
       </w:rPr>
       <w:t>policia.gob.pe</w:t>
     </w:r>
@@ -2720,6 +2367,9 @@
   <w:p>
     <w:pPr>
       <w:pStyle w:val="Piedepgina"/>
+      <w:rPr>
+        <w:lang w:val="en-US"/>
+      </w:rPr>
     </w:pPr>
   </w:p>
 </w:ftr>
@@ -2750,12 +2400,6 @@
     <w:pPr>
       <w:pStyle w:val="Encabezado"/>
     </w:pPr>
-    <w:r>
-      <w:rPr>
-        <w:noProof/>
-        <w:lang w:val="es-PE" w:eastAsia="es-PE"/>
-      </w:rPr>
-    </w:r>
     <w:r>
       <w:rPr>
         <w:noProof/>
@@ -2797,12 +2441,6 @@
     <w:pPr>
       <w:pStyle w:val="Encabezado"/>
     </w:pPr>
-    <w:r>
-      <w:rPr>
-        <w:noProof/>
-        <w:lang w:val="es-PE" w:eastAsia="es-PE"/>
-      </w:rPr>
-    </w:r>
     <w:r>
       <w:rPr>
         <w:noProof/>
@@ -3000,7 +2638,7 @@
               <v:stroke joinstyle="miter"/>
               <v:path gradientshapeok="t" o:connecttype="rect"/>
             </v:shapetype>
-            <v:shape id="_x0000_s1039" type="#_x0000_t202" style="position:absolute;margin-left:61.25pt;margin-top:-24.2pt;width:78.75pt;height:57pt;z-index:-251653120;visibility:visible;mso-wrap-style:square;mso-width-percent:0;mso-height-percent:0;mso-wrap-distance-left:9pt;mso-wrap-distance-top:3.6pt;mso-wrap-distance-right:9pt;mso-wrap-distance-bottom:3.6pt;mso-position-horizontal:absolute;mso-position-horizontal-relative:text;mso-position-vertical:absolute;mso-position-vertical-relative:text;mso-width-percent:0;mso-height-percent:0;mso-width-relative:margin;mso-height-relative:margin;v-text-anchor:top" o:gfxdata="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" fillcolor="#393737 [814]">
+            <v:shape id="Cuadro de texto 2" o:spid="_x0000_s1039" type="#_x0000_t202" style="position:absolute;margin-left:61.25pt;margin-top:-24.2pt;width:78.75pt;height:57pt;z-index:-251653120;visibility:visible;mso-wrap-style:square;mso-width-percent:0;mso-height-percent:0;mso-wrap-distance-left:9pt;mso-wrap-distance-top:3.6pt;mso-wrap-distance-right:9pt;mso-wrap-distance-bottom:3.6pt;mso-position-horizontal:absolute;mso-position-horizontal-relative:text;mso-position-vertical:absolute;mso-position-vertical-relative:text;mso-width-percent:0;mso-height-percent:0;mso-width-relative:margin;mso-height-relative:margin;v-text-anchor:top" o:gfxdata="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" fillcolor="#393737 [814]">
               <v:textbox>
                 <w:txbxContent>
                   <w:p/>
@@ -3115,7 +2753,7 @@
         </mc:Choice>
         <mc:Fallback>
           <w:pict>
-            <v:shape w14:anchorId="2062F86C" id="_x0000_s1040" type="#_x0000_t202" style="position:absolute;margin-left:-5.5pt;margin-top:-24.2pt;width:61.5pt;height:57pt;z-index:-251655168;visibility:visible;mso-wrap-style:square;mso-width-percent:0;mso-height-percent:0;mso-wrap-distance-left:9pt;mso-wrap-distance-top:0;mso-wrap-distance-right:9pt;mso-wrap-distance-bottom:0;mso-position-horizontal:absolute;mso-position-horizontal-relative:text;mso-position-vertical:absolute;mso-position-vertical-relative:text;mso-width-percent:0;mso-height-percent:0;mso-width-relative:margin;mso-height-relative:margin;v-text-anchor:middle" o:gfxdata="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" fillcolor="red">
+            <v:shape w14:anchorId="2062F86C" id="_x0000_s1040" type="#_x0000_t202" style="position:absolute;margin-left:-5.5pt;margin-top:-24.2pt;width:61.5pt;height:57pt;z-index:-251655168;visibility:visible;mso-wrap-style:square;mso-width-percent:0;mso-height-percent:0;mso-wrap-distance-left:9pt;mso-wrap-distance-top:0;mso-wrap-distance-right:9pt;mso-wrap-distance-bottom:0;mso-position-horizontal:absolute;mso-position-horizontal-relative:text;mso-position-vertical:absolute;mso-position-vertical-relative:text;mso-width-percent:0;mso-height-percent:0;mso-width-relative:margin;mso-height-relative:margin;v-text-anchor:middle" o:gfxdata="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" fillcolor="red">
               <v:textbox>
                 <w:txbxContent>
                   <w:p>
@@ -3232,7 +2870,7 @@
         </mc:Choice>
         <mc:Fallback>
           <w:pict>
-            <v:shape w14:anchorId="487A01B3" id="_x0000_s1041" type="#_x0000_t202" style="position:absolute;margin-left:347pt;margin-top:-24.2pt;width:119.25pt;height:57pt;z-index:251669504;visibility:visible;mso-wrap-style:square;mso-width-percent:0;mso-height-percent:0;mso-wrap-distance-left:9pt;mso-wrap-distance-top:3.6pt;mso-wrap-distance-right:9pt;mso-wrap-distance-bottom:3.6pt;mso-position-horizontal:absolute;mso-position-horizontal-relative:text;mso-position-vertical:absolute;mso-position-vertical-relative:text;mso-width-percent:0;mso-height-percent:0;mso-width-relative:margin;mso-height-relative:margin;v-text-anchor:top" o:gfxdata="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" fillcolor="#cfcdcd [2894]">
+            <v:shape w14:anchorId="487A01B3" id="_x0000_s1041" type="#_x0000_t202" style="position:absolute;margin-left:347pt;margin-top:-24.2pt;width:119.25pt;height:57pt;z-index:251669504;visibility:visible;mso-wrap-style:square;mso-width-percent:0;mso-height-percent:0;mso-wrap-distance-left:9pt;mso-wrap-distance-top:3.6pt;mso-wrap-distance-right:9pt;mso-wrap-distance-bottom:3.6pt;mso-position-horizontal:absolute;mso-position-horizontal-relative:text;mso-position-vertical:absolute;mso-position-vertical-relative:text;mso-width-percent:0;mso-height-percent:0;mso-width-relative:margin;mso-height-relative:margin;v-text-anchor:top" o:gfxdata="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" fillcolor="#cfcdcd [2894]">
               <v:textbox>
                 <w:txbxContent>
                   <w:p>
@@ -3340,7 +2978,7 @@
         </mc:Choice>
         <mc:Fallback>
           <w:pict>
-            <v:shape w14:anchorId="13DB7004" id="_x0000_s1042" type="#_x0000_t202" style="position:absolute;margin-left:239.75pt;margin-top:-24.2pt;width:102pt;height:57pt;z-index:251667456;visibility:visible;mso-wrap-style:square;mso-width-percent:0;mso-height-percent:0;mso-wrap-distance-left:9pt;mso-wrap-distance-top:3.6pt;mso-wrap-distance-right:9pt;mso-wrap-distance-bottom:3.6pt;mso-position-horizontal:absolute;mso-position-horizontal-relative:text;mso-position-vertical:absolute;mso-position-vertical-relative:text;mso-width-percent:0;mso-height-percent:0;mso-width-relative:margin;mso-height-relative:margin;v-text-anchor:top" o:gfxdata="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" fillcolor="#aeaaaa [2414]">
+            <v:shape w14:anchorId="13DB7004" id="_x0000_s1042" type="#_x0000_t202" style="position:absolute;margin-left:239.75pt;margin-top:-24.2pt;width:102pt;height:57pt;z-index:251667456;visibility:visible;mso-wrap-style:square;mso-width-percent:0;mso-height-percent:0;mso-wrap-distance-left:9pt;mso-wrap-distance-top:3.6pt;mso-wrap-distance-right:9pt;mso-wrap-distance-bottom:3.6pt;mso-position-horizontal:absolute;mso-position-horizontal-relative:text;mso-position-vertical:absolute;mso-position-vertical-relative:text;mso-width-percent:0;mso-height-percent:0;mso-width-relative:margin;mso-height-relative:margin;v-text-anchor:top" o:gfxdata="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" fillcolor="#aeaaaa [2414]">
               <v:textbox>
                 <w:txbxContent>
                   <w:p>
@@ -3469,7 +3107,7 @@
         </mc:Choice>
         <mc:Fallback>
           <w:pict>
-            <v:shape w14:anchorId="124ABC7F" id="_x0000_s1043" type="#_x0000_t202" style="position:absolute;margin-left:145.25pt;margin-top:-24.2pt;width:89.25pt;height:57pt;z-index:-251651072;visibility:visible;mso-wrap-style:square;mso-width-percent:0;mso-height-percent:0;mso-wrap-distance-left:9pt;mso-wrap-distance-top:3.6pt;mso-wrap-distance-right:9pt;mso-wrap-distance-bottom:3.6pt;mso-position-horizontal:absolute;mso-position-horizontal-relative:text;mso-position-vertical:absolute;mso-position-vertical-relative:text;mso-width-percent:0;mso-height-percent:0;mso-width-relative:margin;mso-height-relative:margin;v-text-anchor:top" o:gfxdata="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" fillcolor="#747070 [1614]">
+            <v:shape w14:anchorId="124ABC7F" id="_x0000_s1043" type="#_x0000_t202" style="position:absolute;margin-left:145.25pt;margin-top:-24.2pt;width:89.25pt;height:57pt;z-index:-251651072;visibility:visible;mso-wrap-style:square;mso-width-percent:0;mso-height-percent:0;mso-wrap-distance-left:9pt;mso-wrap-distance-top:3.6pt;mso-wrap-distance-right:9pt;mso-wrap-distance-bottom:3.6pt;mso-position-horizontal:absolute;mso-position-horizontal-relative:text;mso-position-vertical:absolute;mso-position-vertical-relative:text;mso-width-percent:0;mso-height-percent:0;mso-width-relative:margin;mso-height-relative:margin;v-text-anchor:top" o:gfxdata="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" fillcolor="#747070 [1614]">
               <v:textbox>
                 <w:txbxContent>
                   <w:p/>
@@ -3517,12 +3155,6 @@
     <w:pPr>
       <w:pStyle w:val="Encabezado"/>
     </w:pPr>
-    <w:r>
-      <w:rPr>
-        <w:noProof/>
-        <w:lang w:val="es-PE" w:eastAsia="es-PE"/>
-      </w:rPr>
-    </w:r>
     <w:r>
       <w:rPr>
         <w:noProof/>
